--- a/lessons/4-1/downloads/reveal/teacher/4.1-guided-notes.docx
+++ b/lessons/4-1/downloads/reveal/teacher/4.1-guided-notes.docx
@@ -88,6 +88,7 @@
       <w:pPr>
         <w:keepNext/>
         <w:spacing w:before="0" w:after="10" w:line="240" w:lineRule="auto"/>
+        <w:outlineLvl w:val="0"/>
       </w:pPr>
       <w:r>
         <w:rPr>
@@ -123,7 +124,7 @@
           <w:sz w:val="15"/>
           <w:szCs w:val="15"/>
         </w:rPr>
-        <w:t xml:space="preserve">   ·   6.RP.A.3c</w:t>
+        <w:t xml:space="preserve">   ·   6.AT.4</w:t>
       </w:r>
     </w:p>
     <w:p>
@@ -136,6 +137,7 @@
           <w:tab w:val="right" w:pos="9504"/>
         </w:tabs>
         <w:spacing w:before="90" w:after="50" w:line="240" w:lineRule="auto"/>
+        <w:outlineLvl w:val="1"/>
       </w:pPr>
       <w:r>
         <w:rPr>
@@ -582,6 +584,7 @@
           <w:tab w:val="right" w:pos="9504"/>
         </w:tabs>
         <w:spacing w:before="90" w:after="50" w:line="240" w:lineRule="auto"/>
+        <w:outlineLvl w:val="1"/>
       </w:pPr>
       <w:r>
         <w:rPr>
@@ -755,6 +758,7 @@
           <w:tab w:val="right" w:pos="9504"/>
         </w:tabs>
         <w:spacing w:before="90" w:after="50" w:line="240" w:lineRule="auto"/>
+        <w:outlineLvl w:val="1"/>
       </w:pPr>
       <w:r>
         <w:rPr>
@@ -800,6 +804,46 @@
           <w:szCs w:val="19"/>
         </w:rPr>
         <w:t xml:space="preserve">3 out of every 4 students bring lunch from home. What percent bring lunch?</w:t>
+      </w:r>
+    </w:p>
+    <w:p>
+      <w:pPr>
+        <w:keepNext/>
+        <w:spacing w:before="0" w:after="40" w:line="264" w:lineRule="auto"/>
+        <w:jc w:val="center"/>
+      </w:pPr>
+      <w:r>
+        <w:drawing>
+          <wp:inline distT="0" distB="0" distL="0" distR="0">
+            <wp:extent cx="3264408" cy="738378"/>
+            <wp:docPr id="1" name="Figure 1"/>
+            <a:graphic xmlns:a="http://schemas.openxmlformats.org/drawingml/2006/main">
+              <a:graphicData uri="http://schemas.openxmlformats.org/drawingml/2006/picture">
+                <pic:pic xmlns:pic="http://schemas.openxmlformats.org/drawingml/2006/picture">
+                  <pic:nvPicPr>
+                    <pic:cNvPr id="1" name="image1.png"/>
+                    <pic:cNvPicPr/>
+                  </pic:nvPicPr>
+                  <pic:blipFill>
+                    <a:blip r:embed="rIdImg1"/>
+                    <a:stretch>
+                      <a:fillRect/>
+                    </a:stretch>
+                  </pic:blipFill>
+                  <pic:spPr>
+                    <a:xfrm>
+                      <a:off x="0" y="0"/>
+                      <a:ext cx="3264408" cy="738378"/>
+                    </a:xfrm>
+                    <a:prstGeom prst="rect">
+                      <a:avLst/>
+                    </a:prstGeom>
+                  </pic:spPr>
+                </pic:pic>
+              </a:graphicData>
+            </a:graphic>
+          </wp:inline>
+        </w:drawing>
       </w:r>
     </w:p>
     <w:p>
@@ -1012,6 +1056,7 @@
           <w:tab w:val="right" w:pos="9504"/>
         </w:tabs>
         <w:spacing w:before="90" w:after="50" w:line="240" w:lineRule="auto"/>
+        <w:outlineLvl w:val="1"/>
       </w:pPr>
       <w:r>
         <w:rPr>
@@ -1130,8 +1175,8 @@
                       <w:rFonts w:ascii="Avenir Next" w:hAnsi="Avenir Next" w:cs="Avenir Next" w:eastAsia="Avenir Next"/>
                       <w:b/>
                       <w:color w:val="1A1A1A"/>
-                      <w:sz w:val="20"/>
-                      <w:szCs w:val="20"/>
+                      <w:sz w:val="21"/>
+                      <w:szCs w:val="21"/>
                     </w:rPr>
                     <w:t xml:space="preserve">1.</w:t>
                   </w:r>
@@ -1139,8 +1184,8 @@
                     <w:rPr>
                       <w:rFonts w:ascii="Avenir Next" w:hAnsi="Avenir Next" w:cs="Avenir Next" w:eastAsia="Avenir Next"/>
                       <w:color w:val="1A1A1A"/>
-                      <w:sz w:val="20"/>
-                      <w:szCs w:val="20"/>
+                      <w:sz w:val="21"/>
+                      <w:szCs w:val="21"/>
                     </w:rPr>
                     <w:tab/>
                   </w:r>
@@ -1148,8 +1193,8 @@
                     <w:rPr>
                       <w:rFonts w:ascii="Avenir Next" w:hAnsi="Avenir Next" w:cs="Avenir Next" w:eastAsia="Avenir Next"/>
                       <w:color w:val="1A1A1A"/>
-                      <w:sz w:val="20"/>
-                      <w:szCs w:val="20"/>
+                      <w:sz w:val="21"/>
+                      <w:szCs w:val="21"/>
                     </w:rPr>
                     <w:t xml:space="preserve">The grid has 100 equal squares.</w:t>
                   </w:r>
@@ -1168,8 +1213,8 @@
                       <w:rFonts w:ascii="Avenir Next" w:hAnsi="Avenir Next" w:cs="Avenir Next" w:eastAsia="Avenir Next"/>
                       <w:b/>
                       <w:color w:val="003A70"/>
-                      <w:sz w:val="20"/>
-                      <w:szCs w:val="20"/>
+                      <w:sz w:val="21"/>
+                      <w:szCs w:val="21"/>
                     </w:rPr>
                     <w:t xml:space="preserve">a.</w:t>
                   </w:r>
@@ -1177,8 +1222,8 @@
                     <w:rPr>
                       <w:rFonts w:ascii="Avenir Next" w:hAnsi="Avenir Next" w:cs="Avenir Next" w:eastAsia="Avenir Next"/>
                       <w:color w:val="1A1A1A"/>
-                      <w:sz w:val="20"/>
-                      <w:szCs w:val="20"/>
+                      <w:sz w:val="21"/>
+                      <w:szCs w:val="21"/>
                     </w:rPr>
                     <w:tab/>
                   </w:r>
@@ -1186,8 +1231,8 @@
                     <w:rPr>
                       <w:rFonts w:ascii="Avenir Next" w:hAnsi="Avenir Next" w:cs="Avenir Next" w:eastAsia="Avenir Next"/>
                       <w:color w:val="1A1A1A"/>
-                      <w:sz w:val="20"/>
-                      <w:szCs w:val="20"/>
+                      <w:sz w:val="21"/>
+                      <w:szCs w:val="21"/>
                     </w:rPr>
                     <w:t xml:space="preserve">What percent is shaded?</w:t>
                   </w:r>
@@ -1195,8 +1240,8 @@
                     <w:rPr>
                       <w:rFonts w:ascii="Avenir Next" w:hAnsi="Avenir Next" w:cs="Avenir Next" w:eastAsia="Avenir Next"/>
                       <w:color w:val="1A1A1A"/>
-                      <w:sz w:val="20"/>
-                      <w:szCs w:val="20"/>
+                      <w:sz w:val="21"/>
+                      <w:szCs w:val="21"/>
                     </w:rPr>
                     <w:t xml:space="preserve">  </w:t>
                   </w:r>
@@ -1204,8 +1249,8 @@
                     <w:rPr>
                       <w:rFonts w:ascii="Avenir Next" w:hAnsi="Avenir Next" w:cs="Avenir Next" w:eastAsia="Avenir Next"/>
                       <w:color w:val="1A1A1A"/>
-                      <w:sz w:val="20"/>
-                      <w:szCs w:val="20"/>
+                      <w:sz w:val="21"/>
+                      <w:szCs w:val="21"/>
                       <w:u w:val="single"/>
                     </w:rPr>
                     <w:t xml:space="preserve">                </w:t>
@@ -1214,8 +1259,8 @@
                     <w:rPr>
                       <w:rFonts w:ascii="Avenir Next" w:hAnsi="Avenir Next" w:cs="Avenir Next" w:eastAsia="Avenir Next"/>
                       <w:color w:val="1A1A1A"/>
-                      <w:sz w:val="20"/>
-                      <w:szCs w:val="20"/>
+                      <w:sz w:val="21"/>
+                      <w:szCs w:val="21"/>
                     </w:rPr>
                     <w:t xml:space="preserve"> %</w:t>
                   </w:r>
@@ -1234,8 +1279,8 @@
                       <w:rFonts w:ascii="Avenir Next" w:hAnsi="Avenir Next" w:cs="Avenir Next" w:eastAsia="Avenir Next"/>
                       <w:b/>
                       <w:color w:val="003A70"/>
-                      <w:sz w:val="20"/>
-                      <w:szCs w:val="20"/>
+                      <w:sz w:val="21"/>
+                      <w:szCs w:val="21"/>
                     </w:rPr>
                     <w:t xml:space="preserve">b.</w:t>
                   </w:r>
@@ -1243,8 +1288,8 @@
                     <w:rPr>
                       <w:rFonts w:ascii="Avenir Next" w:hAnsi="Avenir Next" w:cs="Avenir Next" w:eastAsia="Avenir Next"/>
                       <w:color w:val="1A1A1A"/>
-                      <w:sz w:val="20"/>
-                      <w:szCs w:val="20"/>
+                      <w:sz w:val="21"/>
+                      <w:szCs w:val="21"/>
                     </w:rPr>
                     <w:tab/>
                   </w:r>
@@ -1252,8 +1297,8 @@
                     <w:rPr>
                       <w:rFonts w:ascii="Avenir Next" w:hAnsi="Avenir Next" w:cs="Avenir Next" w:eastAsia="Avenir Next"/>
                       <w:color w:val="1A1A1A"/>
-                      <w:sz w:val="20"/>
-                      <w:szCs w:val="20"/>
+                      <w:sz w:val="21"/>
+                      <w:szCs w:val="21"/>
                     </w:rPr>
                     <w:t xml:space="preserve">What percent is not shaded?</w:t>
                   </w:r>
@@ -1261,8 +1306,8 @@
                     <w:rPr>
                       <w:rFonts w:ascii="Avenir Next" w:hAnsi="Avenir Next" w:cs="Avenir Next" w:eastAsia="Avenir Next"/>
                       <w:color w:val="1A1A1A"/>
-                      <w:sz w:val="20"/>
-                      <w:szCs w:val="20"/>
+                      <w:sz w:val="21"/>
+                      <w:szCs w:val="21"/>
                     </w:rPr>
                     <w:t xml:space="preserve">  </w:t>
                   </w:r>
@@ -1270,8 +1315,8 @@
                     <w:rPr>
                       <w:rFonts w:ascii="Avenir Next" w:hAnsi="Avenir Next" w:cs="Avenir Next" w:eastAsia="Avenir Next"/>
                       <w:color w:val="1A1A1A"/>
-                      <w:sz w:val="20"/>
-                      <w:szCs w:val="20"/>
+                      <w:sz w:val="21"/>
+                      <w:szCs w:val="21"/>
                       <w:u w:val="single"/>
                     </w:rPr>
                     <w:t xml:space="preserve">                </w:t>
@@ -1280,8 +1325,8 @@
                     <w:rPr>
                       <w:rFonts w:ascii="Avenir Next" w:hAnsi="Avenir Next" w:cs="Avenir Next" w:eastAsia="Avenir Next"/>
                       <w:color w:val="1A1A1A"/>
-                      <w:sz w:val="20"/>
-                      <w:szCs w:val="20"/>
+                      <w:sz w:val="21"/>
+                      <w:szCs w:val="21"/>
                     </w:rPr>
                     <w:t xml:space="preserve"> %</w:t>
                   </w:r>
@@ -1301,16 +1346,16 @@
                     <w:drawing>
                       <wp:inline distT="0" distB="0" distL="0" distR="0">
                         <wp:extent cx="914400" cy="914400"/>
-                        <wp:docPr id="1" name="Figure 1"/>
+                        <wp:docPr id="2" name="Figure 2"/>
                         <a:graphic xmlns:a="http://schemas.openxmlformats.org/drawingml/2006/main">
                           <a:graphicData uri="http://schemas.openxmlformats.org/drawingml/2006/picture">
                             <pic:pic xmlns:pic="http://schemas.openxmlformats.org/drawingml/2006/picture">
                               <pic:nvPicPr>
-                                <pic:cNvPr id="1" name="image1.png"/>
+                                <pic:cNvPr id="2" name="image2.png"/>
                                 <pic:cNvPicPr/>
                               </pic:nvPicPr>
                               <pic:blipFill>
-                                <a:blip r:embed="rIdImg1"/>
+                                <a:blip r:embed="rIdImg2"/>
                                 <a:stretch>
                                   <a:fillRect/>
                                 </a:stretch>
@@ -1399,8 +1444,8 @@
                 <w:rFonts w:ascii="Avenir Next" w:hAnsi="Avenir Next" w:cs="Avenir Next" w:eastAsia="Avenir Next"/>
                 <w:b/>
                 <w:color w:val="1A1A1A"/>
-                <w:sz w:val="20"/>
-                <w:szCs w:val="20"/>
+                <w:sz w:val="21"/>
+                <w:szCs w:val="21"/>
               </w:rPr>
               <w:t xml:space="preserve">2.</w:t>
             </w:r>
@@ -1408,8 +1453,8 @@
               <w:rPr>
                 <w:rFonts w:ascii="Avenir Next" w:hAnsi="Avenir Next" w:cs="Avenir Next" w:eastAsia="Avenir Next"/>
                 <w:color w:val="1A1A1A"/>
-                <w:sz w:val="20"/>
-                <w:szCs w:val="20"/>
+                <w:sz w:val="21"/>
+                <w:szCs w:val="21"/>
               </w:rPr>
               <w:tab/>
             </w:r>
@@ -1417,8 +1462,8 @@
               <w:rPr>
                 <w:rFonts w:ascii="Avenir Next" w:hAnsi="Avenir Next" w:cs="Avenir Next" w:eastAsia="Avenir Next"/>
                 <w:color w:val="1A1A1A"/>
-                <w:sz w:val="20"/>
-                <w:szCs w:val="20"/>
+                <w:sz w:val="21"/>
+                <w:szCs w:val="21"/>
               </w:rPr>
               <w:t xml:space="preserve">Write each ratio as a percent.</w:t>
             </w:r>
@@ -1452,7 +1497,7 @@
             <w:tr>
               <w:trPr>
                 <w:cantSplit/>
-                <w:trHeight w:val="896" w:hRule="atLeast"/>
+                <w:trHeight w:val="728" w:hRule="atLeast"/>
               </w:trPr>
               <w:tc>
                 <w:tcPr>
@@ -1472,8 +1517,8 @@
                       <w:rFonts w:ascii="Avenir Next" w:hAnsi="Avenir Next" w:cs="Avenir Next" w:eastAsia="Avenir Next"/>
                       <w:b/>
                       <w:color w:val="003A70"/>
-                      <w:sz w:val="20"/>
-                      <w:szCs w:val="20"/>
+                      <w:sz w:val="21"/>
+                      <w:szCs w:val="21"/>
                     </w:rPr>
                     <w:t xml:space="preserve">a.</w:t>
                   </w:r>
@@ -1481,8 +1526,8 @@
                     <w:rPr>
                       <w:rFonts w:ascii="Avenir Next" w:hAnsi="Avenir Next" w:cs="Avenir Next" w:eastAsia="Avenir Next"/>
                       <w:color w:val="1A1A1A"/>
-                      <w:sz w:val="20"/>
-                      <w:szCs w:val="20"/>
+                      <w:sz w:val="21"/>
+                      <w:szCs w:val="21"/>
                     </w:rPr>
                     <w:tab/>
                   </w:r>
@@ -1490,8 +1535,8 @@
                     <w:rPr>
                       <w:rFonts w:ascii="Avenir Next" w:hAnsi="Avenir Next" w:cs="Avenir Next" w:eastAsia="Avenir Next"/>
                       <w:color w:val="1A1A1A"/>
-                      <w:sz w:val="20"/>
-                      <w:szCs w:val="20"/>
+                      <w:sz w:val="21"/>
+                      <w:szCs w:val="21"/>
                     </w:rPr>
                     <w:t xml:space="preserve">9 out of 10 =</w:t>
                   </w:r>
@@ -1499,8 +1544,8 @@
                     <w:rPr>
                       <w:rFonts w:ascii="Avenir Next" w:hAnsi="Avenir Next" w:cs="Avenir Next" w:eastAsia="Avenir Next"/>
                       <w:color w:val="1A1A1A"/>
-                      <w:sz w:val="20"/>
-                      <w:szCs w:val="20"/>
+                      <w:sz w:val="21"/>
+                      <w:szCs w:val="21"/>
                     </w:rPr>
                     <w:t xml:space="preserve">  </w:t>
                   </w:r>
@@ -1508,8 +1553,8 @@
                     <w:rPr>
                       <w:rFonts w:ascii="Avenir Next" w:hAnsi="Avenir Next" w:cs="Avenir Next" w:eastAsia="Avenir Next"/>
                       <w:color w:val="1A1A1A"/>
-                      <w:sz w:val="20"/>
-                      <w:szCs w:val="20"/>
+                      <w:sz w:val="21"/>
+                      <w:szCs w:val="21"/>
                       <w:u w:val="single"/>
                     </w:rPr>
                     <w:t xml:space="preserve">        </w:t>
@@ -1518,8 +1563,8 @@
                     <w:rPr>
                       <w:rFonts w:ascii="Avenir Next" w:hAnsi="Avenir Next" w:cs="Avenir Next" w:eastAsia="Avenir Next"/>
                       <w:color w:val="1A1A1A"/>
-                      <w:sz w:val="20"/>
-                      <w:szCs w:val="20"/>
+                      <w:sz w:val="21"/>
+                      <w:szCs w:val="21"/>
                     </w:rPr>
                     <w:t xml:space="preserve"> %</w:t>
                   </w:r>
@@ -1543,8 +1588,8 @@
                       <w:rFonts w:ascii="Avenir Next" w:hAnsi="Avenir Next" w:cs="Avenir Next" w:eastAsia="Avenir Next"/>
                       <w:b/>
                       <w:color w:val="003A70"/>
-                      <w:sz w:val="20"/>
-                      <w:szCs w:val="20"/>
+                      <w:sz w:val="21"/>
+                      <w:szCs w:val="21"/>
                     </w:rPr>
                     <w:t xml:space="preserve">b.</w:t>
                   </w:r>
@@ -1552,8 +1597,8 @@
                     <w:rPr>
                       <w:rFonts w:ascii="Avenir Next" w:hAnsi="Avenir Next" w:cs="Avenir Next" w:eastAsia="Avenir Next"/>
                       <w:color w:val="1A1A1A"/>
-                      <w:sz w:val="20"/>
-                      <w:szCs w:val="20"/>
+                      <w:sz w:val="21"/>
+                      <w:szCs w:val="21"/>
                     </w:rPr>
                     <w:tab/>
                   </w:r>
@@ -1561,8 +1606,8 @@
                     <w:rPr>
                       <w:rFonts w:ascii="Avenir Next" w:hAnsi="Avenir Next" w:cs="Avenir Next" w:eastAsia="Avenir Next"/>
                       <w:color w:val="1A1A1A"/>
-                      <w:sz w:val="20"/>
-                      <w:szCs w:val="20"/>
+                      <w:sz w:val="21"/>
+                      <w:szCs w:val="21"/>
                     </w:rPr>
                     <w:t xml:space="preserve">7 out of 20 =</w:t>
                   </w:r>
@@ -1570,8 +1615,8 @@
                     <w:rPr>
                       <w:rFonts w:ascii="Avenir Next" w:hAnsi="Avenir Next" w:cs="Avenir Next" w:eastAsia="Avenir Next"/>
                       <w:color w:val="1A1A1A"/>
-                      <w:sz w:val="20"/>
-                      <w:szCs w:val="20"/>
+                      <w:sz w:val="21"/>
+                      <w:szCs w:val="21"/>
                     </w:rPr>
                     <w:t xml:space="preserve">  </w:t>
                   </w:r>
@@ -1579,8 +1624,8 @@
                     <w:rPr>
                       <w:rFonts w:ascii="Avenir Next" w:hAnsi="Avenir Next" w:cs="Avenir Next" w:eastAsia="Avenir Next"/>
                       <w:color w:val="1A1A1A"/>
-                      <w:sz w:val="20"/>
-                      <w:szCs w:val="20"/>
+                      <w:sz w:val="21"/>
+                      <w:szCs w:val="21"/>
                       <w:u w:val="single"/>
                     </w:rPr>
                     <w:t xml:space="preserve">        </w:t>
@@ -1589,8 +1634,8 @@
                     <w:rPr>
                       <w:rFonts w:ascii="Avenir Next" w:hAnsi="Avenir Next" w:cs="Avenir Next" w:eastAsia="Avenir Next"/>
                       <w:color w:val="1A1A1A"/>
-                      <w:sz w:val="20"/>
-                      <w:szCs w:val="20"/>
+                      <w:sz w:val="21"/>
+                      <w:szCs w:val="21"/>
                     </w:rPr>
                     <w:t xml:space="preserve"> %</w:t>
                   </w:r>
@@ -1621,6 +1666,7 @@
           <w:tab w:val="right" w:pos="9504"/>
         </w:tabs>
         <w:spacing w:before="90" w:after="50" w:line="240" w:lineRule="auto"/>
+        <w:outlineLvl w:val="1"/>
       </w:pPr>
       <w:r>
         <w:rPr>
@@ -1841,6 +1887,7 @@
       <w:pPr>
         <w:keepNext/>
         <w:spacing w:before="0" w:after="10" w:line="240" w:lineRule="auto"/>
+        <w:outlineLvl w:val="0"/>
       </w:pPr>
       <w:r>
         <w:rPr>
@@ -1876,7 +1923,7 @@
           <w:sz w:val="15"/>
           <w:szCs w:val="15"/>
         </w:rPr>
-        <w:t xml:space="preserve">   ·   6.RP.A.3c</w:t>
+        <w:t xml:space="preserve">   ·   6.AT.4</w:t>
       </w:r>
     </w:p>
     <w:p>
@@ -1889,6 +1936,7 @@
           <w:tab w:val="right" w:pos="9504"/>
         </w:tabs>
         <w:spacing w:before="90" w:after="50" w:line="240" w:lineRule="auto"/>
+        <w:outlineLvl w:val="1"/>
       </w:pPr>
       <w:r>
         <w:rPr>
@@ -2058,7 +2106,7 @@
                 <w:sz w:val="16"/>
                 <w:szCs w:val="16"/>
               </w:rPr>
-              <w:t xml:space="preserve">el todo</w:t>
+              <w:t xml:space="preserve">el entero</w:t>
             </w:r>
           </w:p>
         </w:tc>
@@ -2078,7 +2126,7 @@
                 <w:sz w:val="18"/>
                 <w:szCs w:val="18"/>
               </w:rPr>
-              <w:t xml:space="preserve">The amount that counts as </w:t>
+              <w:t xml:space="preserve">The amount that is </w:t>
             </w:r>
             <w:r>
               <w:rPr>
@@ -2159,7 +2207,7 @@
                 <w:sz w:val="16"/>
                 <w:szCs w:val="16"/>
               </w:rPr>
-              <w:t xml:space="preserve">veces más</w:t>
+              <w:t xml:space="preserve">veces tanto como</w:t>
             </w:r>
           </w:p>
         </w:tc>
@@ -2179,7 +2227,7 @@
                 <w:sz w:val="18"/>
                 <w:szCs w:val="18"/>
               </w:rPr>
-              <w:t xml:space="preserve">Tells how many </w:t>
+              <w:t xml:space="preserve">How many </w:t>
             </w:r>
             <w:r>
               <w:rPr>
@@ -2198,7 +2246,7 @@
                 <w:sz w:val="18"/>
                 <w:szCs w:val="18"/>
               </w:rPr>
-              <w:t xml:space="preserve"> an amount makes.</w:t>
+              <w:t xml:space="preserve"> you have.</w:t>
             </w:r>
           </w:p>
         </w:tc>
@@ -2326,6 +2374,7 @@
           <w:tab w:val="right" w:pos="9504"/>
         </w:tabs>
         <w:spacing w:before="90" w:after="50" w:line="240" w:lineRule="auto"/>
+        <w:outlineLvl w:val="1"/>
       </w:pPr>
       <w:r>
         <w:rPr>
@@ -2411,7 +2460,7 @@
           <w:sz w:val="19"/>
           <w:szCs w:val="19"/>
         </w:rPr>
-        <w:t xml:space="preserve">. More than 100% means more than one whole.</w:t>
+        <w:t xml:space="preserve">. Over 100% is more than one whole.</w:t>
       </w:r>
     </w:p>
     <w:p>
@@ -2448,7 +2497,7 @@
           <w:sz w:val="19"/>
           <w:szCs w:val="19"/>
         </w:rPr>
-        <w:t xml:space="preserve">Always name the </w:t>
+        <w:t xml:space="preserve">Find the </w:t>
       </w:r>
       <w:r>
         <w:rPr>
@@ -2467,7 +2516,7 @@
           <w:sz w:val="19"/>
           <w:szCs w:val="19"/>
         </w:rPr>
-        <w:t xml:space="preserve"> first. Then compare the other amount to it.</w:t>
+        <w:t xml:space="preserve"> first. The whole is 100%.</w:t>
       </w:r>
     </w:p>
     <w:p>
@@ -2480,6 +2529,7 @@
           <w:tab w:val="right" w:pos="9504"/>
         </w:tabs>
         <w:spacing w:before="90" w:after="50" w:line="240" w:lineRule="auto"/>
+        <w:outlineLvl w:val="1"/>
       </w:pPr>
       <w:r>
         <w:rPr>
@@ -2524,7 +2574,47 @@
           <w:sz w:val="19"/>
           <w:szCs w:val="19"/>
         </w:rPr>
-        <w:t xml:space="preserve">A puppy weighed 5 pounds last month. Now it weighs 8 pounds. What percent of last month’s weight is that?</w:t>
+        <w:t xml:space="preserve">A puppy weighed 5 pounds last month. Now it weighs 8 pounds. 8 pounds is what percent of 5 pounds?</w:t>
+      </w:r>
+    </w:p>
+    <w:p>
+      <w:pPr>
+        <w:keepNext/>
+        <w:spacing w:before="0" w:after="40" w:line="264" w:lineRule="auto"/>
+        <w:jc w:val="center"/>
+      </w:pPr>
+      <w:r>
+        <w:drawing>
+          <wp:inline distT="0" distB="0" distL="0" distR="0">
+            <wp:extent cx="3575303" cy="730605"/>
+            <wp:docPr id="3" name="Figure 3"/>
+            <a:graphic xmlns:a="http://schemas.openxmlformats.org/drawingml/2006/main">
+              <a:graphicData uri="http://schemas.openxmlformats.org/drawingml/2006/picture">
+                <pic:pic xmlns:pic="http://schemas.openxmlformats.org/drawingml/2006/picture">
+                  <pic:nvPicPr>
+                    <pic:cNvPr id="3" name="image3.png"/>
+                    <pic:cNvPicPr/>
+                  </pic:nvPicPr>
+                  <pic:blipFill>
+                    <a:blip r:embed="rIdImg3"/>
+                    <a:stretch>
+                      <a:fillRect/>
+                    </a:stretch>
+                  </pic:blipFill>
+                  <pic:spPr>
+                    <a:xfrm>
+                      <a:off x="0" y="0"/>
+                      <a:ext cx="3575303" cy="730605"/>
+                    </a:xfrm>
+                    <a:prstGeom prst="rect">
+                      <a:avLst/>
+                    </a:prstGeom>
+                  </pic:spPr>
+                </pic:pic>
+              </a:graphicData>
+            </a:graphic>
+          </wp:inline>
+        </w:drawing>
       </w:r>
     </w:p>
     <w:p>
@@ -2734,7 +2824,7 @@
           <w:sz w:val="19"/>
           <w:szCs w:val="19"/>
         </w:rPr>
-        <w:t xml:space="preserve"> of last month’s weight.</w:t>
+        <w:t xml:space="preserve"> of 5 pounds.</w:t>
       </w:r>
     </w:p>
     <w:p>
@@ -2747,6 +2837,7 @@
           <w:tab w:val="right" w:pos="9504"/>
         </w:tabs>
         <w:spacing w:before="90" w:after="50" w:line="240" w:lineRule="auto"/>
+        <w:outlineLvl w:val="1"/>
       </w:pPr>
       <w:r>
         <w:rPr>
@@ -2831,8 +2922,8 @@
                 <w:rFonts w:ascii="Avenir Next" w:hAnsi="Avenir Next" w:cs="Avenir Next" w:eastAsia="Avenir Next"/>
                 <w:b/>
                 <w:color w:val="1A1A1A"/>
-                <w:sz w:val="20"/>
-                <w:szCs w:val="20"/>
+                <w:sz w:val="21"/>
+                <w:szCs w:val="21"/>
               </w:rPr>
               <w:t xml:space="preserve">1.</w:t>
             </w:r>
@@ -2840,8 +2931,8 @@
               <w:rPr>
                 <w:rFonts w:ascii="Avenir Next" w:hAnsi="Avenir Next" w:cs="Avenir Next" w:eastAsia="Avenir Next"/>
                 <w:color w:val="1A1A1A"/>
-                <w:sz w:val="20"/>
-                <w:szCs w:val="20"/>
+                <w:sz w:val="21"/>
+                <w:szCs w:val="21"/>
               </w:rPr>
               <w:tab/>
             </w:r>
@@ -2849,8 +2940,8 @@
               <w:rPr>
                 <w:rFonts w:ascii="Avenir Next" w:hAnsi="Avenir Next" w:cs="Avenir Next" w:eastAsia="Avenir Next"/>
                 <w:color w:val="1A1A1A"/>
-                <w:sz w:val="20"/>
-                <w:szCs w:val="20"/>
+                <w:sz w:val="21"/>
+                <w:szCs w:val="21"/>
               </w:rPr>
               <w:t xml:space="preserve">Write each amount as a percent of the whole.</w:t>
             </w:r>
@@ -2884,7 +2975,7 @@
             <w:tr>
               <w:trPr>
                 <w:cantSplit/>
-                <w:trHeight w:val="896" w:hRule="atLeast"/>
+                <w:trHeight w:val="448" w:hRule="atLeast"/>
               </w:trPr>
               <w:tc>
                 <w:tcPr>
@@ -2904,8 +2995,8 @@
                       <w:rFonts w:ascii="Avenir Next" w:hAnsi="Avenir Next" w:cs="Avenir Next" w:eastAsia="Avenir Next"/>
                       <w:b/>
                       <w:color w:val="003A70"/>
-                      <w:sz w:val="20"/>
-                      <w:szCs w:val="20"/>
+                      <w:sz w:val="21"/>
+                      <w:szCs w:val="21"/>
                     </w:rPr>
                     <w:t xml:space="preserve">a.</w:t>
                   </w:r>
@@ -2913,8 +3004,8 @@
                     <w:rPr>
                       <w:rFonts w:ascii="Avenir Next" w:hAnsi="Avenir Next" w:cs="Avenir Next" w:eastAsia="Avenir Next"/>
                       <w:color w:val="1A1A1A"/>
-                      <w:sz w:val="20"/>
-                      <w:szCs w:val="20"/>
+                      <w:sz w:val="21"/>
+                      <w:szCs w:val="21"/>
                     </w:rPr>
                     <w:tab/>
                   </w:r>
@@ -2922,8 +3013,8 @@
                     <w:rPr>
                       <w:rFonts w:ascii="Avenir Next" w:hAnsi="Avenir Next" w:cs="Avenir Next" w:eastAsia="Avenir Next"/>
                       <w:color w:val="1A1A1A"/>
-                      <w:sz w:val="20"/>
-                      <w:szCs w:val="20"/>
+                      <w:sz w:val="21"/>
+                      <w:szCs w:val="21"/>
                     </w:rPr>
                     <w:t xml:space="preserve">2 times as much =</w:t>
                   </w:r>
@@ -2931,8 +3022,8 @@
                     <w:rPr>
                       <w:rFonts w:ascii="Avenir Next" w:hAnsi="Avenir Next" w:cs="Avenir Next" w:eastAsia="Avenir Next"/>
                       <w:color w:val="1A1A1A"/>
-                      <w:sz w:val="20"/>
-                      <w:szCs w:val="20"/>
+                      <w:sz w:val="21"/>
+                      <w:szCs w:val="21"/>
                     </w:rPr>
                     <w:t xml:space="preserve">  </w:t>
                   </w:r>
@@ -2940,8 +3031,8 @@
                     <w:rPr>
                       <w:rFonts w:ascii="Avenir Next" w:hAnsi="Avenir Next" w:cs="Avenir Next" w:eastAsia="Avenir Next"/>
                       <w:color w:val="1A1A1A"/>
-                      <w:sz w:val="20"/>
-                      <w:szCs w:val="20"/>
+                      <w:sz w:val="21"/>
+                      <w:szCs w:val="21"/>
                       <w:u w:val="single"/>
                     </w:rPr>
                     <w:t xml:space="preserve">        </w:t>
@@ -2950,8 +3041,8 @@
                     <w:rPr>
                       <w:rFonts w:ascii="Avenir Next" w:hAnsi="Avenir Next" w:cs="Avenir Next" w:eastAsia="Avenir Next"/>
                       <w:color w:val="1A1A1A"/>
-                      <w:sz w:val="20"/>
-                      <w:szCs w:val="20"/>
+                      <w:sz w:val="21"/>
+                      <w:szCs w:val="21"/>
                     </w:rPr>
                     <w:t xml:space="preserve"> %</w:t>
                   </w:r>
@@ -2975,8 +3066,8 @@
                       <w:rFonts w:ascii="Avenir Next" w:hAnsi="Avenir Next" w:cs="Avenir Next" w:eastAsia="Avenir Next"/>
                       <w:b/>
                       <w:color w:val="003A70"/>
-                      <w:sz w:val="20"/>
-                      <w:szCs w:val="20"/>
+                      <w:sz w:val="21"/>
+                      <w:szCs w:val="21"/>
                     </w:rPr>
                     <w:t xml:space="preserve">b.</w:t>
                   </w:r>
@@ -2984,8 +3075,8 @@
                     <w:rPr>
                       <w:rFonts w:ascii="Avenir Next" w:hAnsi="Avenir Next" w:cs="Avenir Next" w:eastAsia="Avenir Next"/>
                       <w:color w:val="1A1A1A"/>
-                      <w:sz w:val="20"/>
-                      <w:szCs w:val="20"/>
+                      <w:sz w:val="21"/>
+                      <w:szCs w:val="21"/>
                     </w:rPr>
                     <w:tab/>
                   </w:r>
@@ -2993,8 +3084,8 @@
                     <w:rPr>
                       <w:rFonts w:ascii="Avenir Next" w:hAnsi="Avenir Next" w:cs="Avenir Next" w:eastAsia="Avenir Next"/>
                       <w:color w:val="1A1A1A"/>
-                      <w:sz w:val="20"/>
-                      <w:szCs w:val="20"/>
+                      <w:sz w:val="21"/>
+                      <w:szCs w:val="21"/>
                     </w:rPr>
                     <w:t xml:space="preserve">1.6 times as much =</w:t>
                   </w:r>
@@ -3002,8 +3093,8 @@
                     <w:rPr>
                       <w:rFonts w:ascii="Avenir Next" w:hAnsi="Avenir Next" w:cs="Avenir Next" w:eastAsia="Avenir Next"/>
                       <w:color w:val="1A1A1A"/>
-                      <w:sz w:val="20"/>
-                      <w:szCs w:val="20"/>
+                      <w:sz w:val="21"/>
+                      <w:szCs w:val="21"/>
                     </w:rPr>
                     <w:t xml:space="preserve">  </w:t>
                   </w:r>
@@ -3011,8 +3102,8 @@
                     <w:rPr>
                       <w:rFonts w:ascii="Avenir Next" w:hAnsi="Avenir Next" w:cs="Avenir Next" w:eastAsia="Avenir Next"/>
                       <w:color w:val="1A1A1A"/>
-                      <w:sz w:val="20"/>
-                      <w:szCs w:val="20"/>
+                      <w:sz w:val="21"/>
+                      <w:szCs w:val="21"/>
                       <w:u w:val="single"/>
                     </w:rPr>
                     <w:t xml:space="preserve">        </w:t>
@@ -3021,8 +3112,8 @@
                     <w:rPr>
                       <w:rFonts w:ascii="Avenir Next" w:hAnsi="Avenir Next" w:cs="Avenir Next" w:eastAsia="Avenir Next"/>
                       <w:color w:val="1A1A1A"/>
-                      <w:sz w:val="20"/>
-                      <w:szCs w:val="20"/>
+                      <w:sz w:val="21"/>
+                      <w:szCs w:val="21"/>
                     </w:rPr>
                     <w:t xml:space="preserve"> %</w:t>
                   </w:r>
@@ -3095,8 +3186,8 @@
                 <w:rFonts w:ascii="Avenir Next" w:hAnsi="Avenir Next" w:cs="Avenir Next" w:eastAsia="Avenir Next"/>
                 <w:b/>
                 <w:color w:val="1A1A1A"/>
-                <w:sz w:val="20"/>
-                <w:szCs w:val="20"/>
+                <w:sz w:val="21"/>
+                <w:szCs w:val="21"/>
               </w:rPr>
               <w:t xml:space="preserve">2.</w:t>
             </w:r>
@@ -3104,8 +3195,8 @@
               <w:rPr>
                 <w:rFonts w:ascii="Avenir Next" w:hAnsi="Avenir Next" w:cs="Avenir Next" w:eastAsia="Avenir Next"/>
                 <w:color w:val="1A1A1A"/>
-                <w:sz w:val="20"/>
-                <w:szCs w:val="20"/>
+                <w:sz w:val="21"/>
+                <w:szCs w:val="21"/>
               </w:rPr>
               <w:tab/>
             </w:r>
@@ -3113,10 +3204,10 @@
               <w:rPr>
                 <w:rFonts w:ascii="Avenir Next" w:hAnsi="Avenir Next" w:cs="Avenir Next" w:eastAsia="Avenir Next"/>
                 <w:color w:val="1A1A1A"/>
-                <w:sz w:val="20"/>
-                <w:szCs w:val="20"/>
-              </w:rPr>
-              <w:t xml:space="preserve">A class read 30 books in May and 45 books in June. May is the whole. June is what percent of May?</w:t>
+                <w:sz w:val="21"/>
+                <w:szCs w:val="21"/>
+              </w:rPr>
+              <w:t xml:space="preserve">A class read 30 books in May. They read 45 books in June. May is the whole. June is what percent of May?</w:t>
             </w:r>
           </w:p>
           <w:p>
@@ -3152,7 +3243,7 @@
             <w:tr>
               <w:trPr>
                 <w:cantSplit/>
-                <w:trHeight w:val="1312" w:hRule="atLeast"/>
+                <w:trHeight w:val="750" w:hRule="atLeast"/>
               </w:trPr>
               <w:tc>
                 <w:tcPr>
@@ -3232,6 +3323,7 @@
           <w:tab w:val="right" w:pos="9504"/>
         </w:tabs>
         <w:spacing w:before="90" w:after="50" w:line="240" w:lineRule="auto"/>
+        <w:outlineLvl w:val="1"/>
       </w:pPr>
       <w:r>
         <w:rPr>
@@ -3276,7 +3368,7 @@
           <w:sz w:val="19"/>
           <w:szCs w:val="19"/>
         </w:rPr>
-        <w:t xml:space="preserve">A percent greater than 100% means </w:t>
+        <w:t xml:space="preserve">A percent over 100% means the amount is </w:t>
       </w:r>
       <w:r>
         <w:rPr>
@@ -3296,27 +3388,7 @@
           <w:sz w:val="19"/>
           <w:szCs w:val="19"/>
         </w:rPr>
-        <w:t xml:space="preserve"> because </w:t>
-      </w:r>
-      <w:r>
-        <w:rPr>
-          <w:rFonts w:ascii="Avenir Next" w:hAnsi="Avenir Next" w:cs="Avenir Next" w:eastAsia="Avenir Next"/>
-          <w:color w:val="1A1A1A"/>
-          <w:sz w:val="19"/>
-          <w:szCs w:val="19"/>
-          <w:u w:val="single"/>
-        </w:rPr>
-        <w:t xml:space="preserve">      </w:t>
-      </w:r>
-      <w:r>
-        <w:rPr>
-          <w:rFonts w:ascii="Avenir Next" w:hAnsi="Avenir Next" w:cs="Avenir Next" w:eastAsia="Avenir Next"/>
-          <w:i/>
-          <w:color w:val="1A1A1A"/>
-          <w:sz w:val="19"/>
-          <w:szCs w:val="19"/>
-        </w:rPr>
-        <w:t xml:space="preserve">.</w:t>
+        <w:t xml:space="preserve"> than one whole.</w:t>
       </w:r>
     </w:p>
     <w:tbl>
@@ -3347,7 +3419,7 @@
       <w:tr>
         <w:trPr>
           <w:cantSplit/>
-          <w:trHeight w:val="500" w:hRule="atLeast"/>
+          <w:trHeight w:val="340" w:hRule="atLeast"/>
         </w:trPr>
         <w:tc>
           <w:tcPr>
@@ -3367,7 +3439,7 @@
       <w:tr>
         <w:trPr>
           <w:cantSplit/>
-          <w:trHeight w:val="500" w:hRule="atLeast"/>
+          <w:trHeight w:val="340" w:hRule="atLeast"/>
         </w:trPr>
         <w:tc>
           <w:tcPr>
@@ -3385,6 +3457,882 @@
         </w:tc>
       </w:tr>
     </w:tbl>
+    <w:p>
+      <w:pPr>
+        <w:pageBreakBefore/>
+        <w:tabs>
+          <w:tab w:val="left" w:leader="underscore" w:pos="4700"/>
+          <w:tab w:val="left" w:leader="underscore" w:pos="7250"/>
+          <w:tab w:val="right" w:leader="underscore" w:pos="9504"/>
+        </w:tabs>
+        <w:spacing w:before="0" w:after="90" w:line="269" w:lineRule="auto"/>
+      </w:pPr>
+      <w:r>
+        <w:rPr>
+          <w:rFonts w:ascii="Avenir Next" w:hAnsi="Avenir Next" w:cs="Avenir Next" w:eastAsia="Avenir Next"/>
+          <w:color w:val="1A1A1A"/>
+          <w:sz w:val="20"/>
+          <w:szCs w:val="20"/>
+        </w:rPr>
+        <w:t xml:space="preserve">Name</w:t>
+      </w:r>
+      <w:r>
+        <w:rPr>
+          <w:rFonts w:ascii="Avenir Next" w:hAnsi="Avenir Next" w:cs="Avenir Next" w:eastAsia="Avenir Next"/>
+          <w:color w:val="1A1A1A"/>
+          <w:sz w:val="20"/>
+          <w:szCs w:val="20"/>
+        </w:rPr>
+        <w:tab/>
+      </w:r>
+      <w:r>
+        <w:rPr>
+          <w:rFonts w:ascii="Avenir Next" w:hAnsi="Avenir Next" w:cs="Avenir Next" w:eastAsia="Avenir Next"/>
+          <w:color w:val="1A1A1A"/>
+          <w:sz w:val="20"/>
+          <w:szCs w:val="20"/>
+        </w:rPr>
+        <w:t xml:space="preserve">   Date</w:t>
+      </w:r>
+      <w:r>
+        <w:rPr>
+          <w:rFonts w:ascii="Avenir Next" w:hAnsi="Avenir Next" w:cs="Avenir Next" w:eastAsia="Avenir Next"/>
+          <w:color w:val="1A1A1A"/>
+          <w:sz w:val="20"/>
+          <w:szCs w:val="20"/>
+        </w:rPr>
+        <w:tab/>
+      </w:r>
+      <w:r>
+        <w:rPr>
+          <w:rFonts w:ascii="Avenir Next" w:hAnsi="Avenir Next" w:cs="Avenir Next" w:eastAsia="Avenir Next"/>
+          <w:color w:val="1A1A1A"/>
+          <w:sz w:val="20"/>
+          <w:szCs w:val="20"/>
+        </w:rPr>
+        <w:t xml:space="preserve">   Period</w:t>
+      </w:r>
+      <w:r>
+        <w:rPr>
+          <w:rFonts w:ascii="Avenir Next" w:hAnsi="Avenir Next" w:cs="Avenir Next" w:eastAsia="Avenir Next"/>
+          <w:color w:val="1A1A1A"/>
+          <w:sz w:val="20"/>
+          <w:szCs w:val="20"/>
+        </w:rPr>
+        <w:tab/>
+      </w:r>
+    </w:p>
+    <w:p>
+      <w:pPr>
+        <w:keepNext/>
+        <w:spacing w:before="0" w:after="12" w:line="264" w:lineRule="auto"/>
+      </w:pPr>
+      <w:r>
+        <w:rPr>
+          <w:rFonts w:ascii="Avenir Next" w:hAnsi="Avenir Next" w:cs="Avenir Next" w:eastAsia="Avenir Next"/>
+          <w:b/>
+          <w:caps/>
+          <w:color w:val="003A70"/>
+          <w:spacing w:val="12"/>
+          <w:sz w:val="19"/>
+          <w:szCs w:val="19"/>
+        </w:rPr>
+        <w:t xml:space="preserve">Lesson 4-1  ·  Guided Notes  ·  Model, Reason, Explain</w:t>
+      </w:r>
+    </w:p>
+    <w:p>
+      <w:pPr>
+        <w:keepNext/>
+        <w:spacing w:before="0" w:after="10" w:line="240" w:lineRule="auto"/>
+        <w:outlineLvl w:val="0"/>
+      </w:pPr>
+      <w:r>
+        <w:rPr>
+          <w:rFonts w:ascii="Avenir Next" w:hAnsi="Avenir Next" w:cs="Avenir Next" w:eastAsia="Avenir Next"/>
+          <w:b/>
+          <w:color w:val="1A1A1A"/>
+          <w:sz w:val="32"/>
+          <w:szCs w:val="32"/>
+        </w:rPr>
+        <w:t xml:space="preserve">Model It. Explain It.</w:t>
+      </w:r>
+    </w:p>
+    <w:p>
+      <w:pPr>
+        <w:keepNext/>
+        <w:pBdr>
+          <w:bottom w:val="single" w:sz="8" w:space="3" w:color="003A70"/>
+        </w:pBdr>
+        <w:tabs>
+          <w:tab w:val="right" w:pos="9504"/>
+        </w:tabs>
+        <w:spacing w:before="90" w:after="50" w:line="240" w:lineRule="auto"/>
+        <w:outlineLvl w:val="1"/>
+      </w:pPr>
+      <w:r>
+        <w:rPr>
+          <w:rFonts w:ascii="Avenir Next" w:hAnsi="Avenir Next" w:cs="Avenir Next" w:eastAsia="Avenir Next"/>
+          <w:b/>
+          <w:color w:val="003A70"/>
+          <w:spacing w:val="14"/>
+          <w:sz w:val="19"/>
+          <w:szCs w:val="19"/>
+        </w:rPr>
+        <w:t xml:space="preserve">SESSION 1  ·  PERCENT MEANS PER HUNDRED</w:t>
+      </w:r>
+      <w:r>
+        <w:rPr>
+          <w:rFonts w:ascii="Avenir Next" w:hAnsi="Avenir Next" w:cs="Avenir Next" w:eastAsia="Avenir Next"/>
+          <w:color w:val="1A1A1A"/>
+          <w:sz w:val="17"/>
+          <w:szCs w:val="17"/>
+        </w:rPr>
+        <w:tab/>
+      </w:r>
+      <w:r>
+        <w:rPr>
+          <w:rFonts w:ascii="Avenir Next" w:hAnsi="Avenir Next" w:cs="Avenir Next" w:eastAsia="Avenir Next"/>
+          <w:i/>
+          <w:color w:val="5A5F66"/>
+          <w:sz w:val="17"/>
+          <w:szCs w:val="17"/>
+        </w:rPr>
+        <w:t xml:space="preserve">draw it · solve it · explain it</w:t>
+      </w:r>
+    </w:p>
+    <w:p>
+      <w:pPr>
+        <w:keepNext/>
+        <w:spacing w:before="0" w:after="50" w:line="268" w:lineRule="auto"/>
+      </w:pPr>
+      <w:r>
+        <w:rPr>
+          <w:rFonts w:ascii="Avenir Next" w:hAnsi="Avenir Next" w:cs="Avenir Next" w:eastAsia="Avenir Next"/>
+          <w:color w:val="1A1A1A"/>
+          <w:sz w:val="20"/>
+          <w:szCs w:val="20"/>
+        </w:rPr>
+        <w:t xml:space="preserve">A team finished 9 of 12 challenges at field day. Use the bar to show what percent of the challenges they finished.</w:t>
+      </w:r>
+    </w:p>
+    <w:p>
+      <w:pPr>
+        <w:keepNext/>
+        <w:spacing w:before="0" w:after="40" w:line="264" w:lineRule="auto"/>
+        <w:jc w:val="center"/>
+      </w:pPr>
+      <w:r>
+        <w:drawing>
+          <wp:inline distT="0" distB="0" distL="0" distR="0">
+            <wp:extent cx="3785615" cy="781812"/>
+            <wp:docPr id="4" name="Figure 4"/>
+            <a:graphic xmlns:a="http://schemas.openxmlformats.org/drawingml/2006/main">
+              <a:graphicData uri="http://schemas.openxmlformats.org/drawingml/2006/picture">
+                <pic:pic xmlns:pic="http://schemas.openxmlformats.org/drawingml/2006/picture">
+                  <pic:nvPicPr>
+                    <pic:cNvPr id="4" name="image4.png"/>
+                    <pic:cNvPicPr/>
+                  </pic:nvPicPr>
+                  <pic:blipFill>
+                    <a:blip r:embed="rIdImg4"/>
+                    <a:stretch>
+                      <a:fillRect/>
+                    </a:stretch>
+                  </pic:blipFill>
+                  <pic:spPr>
+                    <a:xfrm>
+                      <a:off x="0" y="0"/>
+                      <a:ext cx="3785615" cy="781812"/>
+                    </a:xfrm>
+                    <a:prstGeom prst="rect">
+                      <a:avLst/>
+                    </a:prstGeom>
+                  </pic:spPr>
+                </pic:pic>
+              </a:graphicData>
+            </a:graphic>
+          </wp:inline>
+        </w:drawing>
+      </w:r>
+    </w:p>
+    <w:p>
+      <w:pPr>
+        <w:keepNext/>
+        <w:spacing w:before="40" w:after="20" w:line="264" w:lineRule="auto"/>
+        <w:ind w:left="432"/>
+      </w:pPr>
+      <w:r>
+        <w:rPr>
+          <w:rFonts w:ascii="Avenir Next" w:hAnsi="Avenir Next" w:cs="Avenir Next" w:eastAsia="Avenir Next"/>
+          <w:color w:val="1A1A1A"/>
+          <w:sz w:val="20"/>
+          <w:szCs w:val="20"/>
+        </w:rPr>
+        <w:t xml:space="preserve">a. Write the missing numbers under the bar. Shade 9 challenges.</w:t>
+      </w:r>
+    </w:p>
+    <w:tbl>
+      <w:tblPr>
+        <w:tblInd w:w="432" w:type="dxa"/>
+        <w:tblW w:w="9072" w:type="dxa"/>
+        <w:jc w:val="left"/>
+        <w:tblBorders>
+          <w:top w:val="nil"/>
+          <w:left w:val="nil"/>
+          <w:bottom w:val="nil"/>
+          <w:right w:val="nil"/>
+          <w:insideH w:val="nil"/>
+          <w:insideV w:val="nil"/>
+        </w:tblBorders>
+        <w:tblLayout w:type="fixed"/>
+        <w:tblCellMar>
+          <w:top w:w="0" w:type="dxa"/>
+          <w:left w:w="0" w:type="dxa"/>
+          <w:bottom w:w="0" w:type="dxa"/>
+          <w:right w:w="0" w:type="dxa"/>
+        </w:tblCellMar>
+        <w:tblLook w:val="0000" w:firstRow="0" w:lastRow="0" w:firstColumn="0" w:lastColumn="0" w:noHBand="1" w:noVBand="1"/>
+      </w:tblPr>
+      <w:tblGrid>
+        <w:gridCol w:w="9072"/>
+      </w:tblGrid>
+      <w:tr>
+        <w:trPr>
+          <w:cantSplit/>
+          <w:trHeight w:val="400" w:hRule="atLeast"/>
+        </w:trPr>
+        <w:tc>
+          <w:tcPr>
+            <w:tcW w:w="9072" w:type="dxa"/>
+            <w:tcBorders>
+              <w:bottom w:val="single" w:sz="4" w:space="0" w:color="000000"/>
+            </w:tcBorders>
+            <w:vAlign w:val="top"/>
+          </w:tcPr>
+          <w:p>
+            <w:pPr>
+              <w:spacing w:before="0" w:after="0" w:line="240" w:lineRule="auto"/>
+            </w:pPr>
+          </w:p>
+        </w:tc>
+      </w:tr>
+    </w:tbl>
+    <w:p>
+      <w:pPr>
+        <w:keepNext/>
+        <w:spacing w:before="40" w:after="20" w:line="264" w:lineRule="auto"/>
+        <w:ind w:left="432"/>
+      </w:pPr>
+      <w:r>
+        <w:rPr>
+          <w:rFonts w:ascii="Avenir Next" w:hAnsi="Avenir Next" w:cs="Avenir Next" w:eastAsia="Avenir Next"/>
+          <w:color w:val="1A1A1A"/>
+          <w:sz w:val="20"/>
+          <w:szCs w:val="20"/>
+        </w:rPr>
+        <w:t xml:space="preserve">b. What percent of the challenges did the team finish?</w:t>
+      </w:r>
+    </w:p>
+    <w:tbl>
+      <w:tblPr>
+        <w:tblInd w:w="432" w:type="dxa"/>
+        <w:tblW w:w="9072" w:type="dxa"/>
+        <w:jc w:val="left"/>
+        <w:tblBorders>
+          <w:top w:val="nil"/>
+          <w:left w:val="nil"/>
+          <w:bottom w:val="nil"/>
+          <w:right w:val="nil"/>
+          <w:insideH w:val="nil"/>
+          <w:insideV w:val="nil"/>
+        </w:tblBorders>
+        <w:tblLayout w:type="fixed"/>
+        <w:tblCellMar>
+          <w:top w:w="0" w:type="dxa"/>
+          <w:left w:w="0" w:type="dxa"/>
+          <w:bottom w:w="0" w:type="dxa"/>
+          <w:right w:w="0" w:type="dxa"/>
+        </w:tblCellMar>
+        <w:tblLook w:val="0000" w:firstRow="0" w:lastRow="0" w:firstColumn="0" w:lastColumn="0" w:noHBand="1" w:noVBand="1"/>
+      </w:tblPr>
+      <w:tblGrid>
+        <w:gridCol w:w="9072"/>
+      </w:tblGrid>
+      <w:tr>
+        <w:trPr>
+          <w:cantSplit/>
+          <w:trHeight w:val="400" w:hRule="atLeast"/>
+        </w:trPr>
+        <w:tc>
+          <w:tcPr>
+            <w:tcW w:w="9072" w:type="dxa"/>
+            <w:tcBorders>
+              <w:bottom w:val="single" w:sz="4" w:space="0" w:color="000000"/>
+            </w:tcBorders>
+            <w:vAlign w:val="top"/>
+          </w:tcPr>
+          <w:p>
+            <w:pPr>
+              <w:spacing w:before="0" w:after="0" w:line="240" w:lineRule="auto"/>
+            </w:pPr>
+          </w:p>
+        </w:tc>
+      </w:tr>
+    </w:tbl>
+    <w:p>
+      <w:pPr>
+        <w:keepNext/>
+        <w:spacing w:before="40" w:after="20" w:line="264" w:lineRule="auto"/>
+        <w:ind w:left="432"/>
+      </w:pPr>
+      <w:r>
+        <w:rPr>
+          <w:rFonts w:ascii="Avenir Next" w:hAnsi="Avenir Next" w:cs="Avenir Next" w:eastAsia="Avenir Next"/>
+          <w:color w:val="1A1A1A"/>
+          <w:sz w:val="20"/>
+          <w:szCs w:val="20"/>
+        </w:rPr>
+        <w:t xml:space="preserve">c. Explain how you know.</w:t>
+      </w:r>
+    </w:p>
+    <w:tbl>
+      <w:tblPr>
+        <w:tblInd w:w="432" w:type="dxa"/>
+        <w:tblW w:w="9072" w:type="dxa"/>
+        <w:jc w:val="left"/>
+        <w:tblBorders>
+          <w:top w:val="nil"/>
+          <w:left w:val="nil"/>
+          <w:bottom w:val="nil"/>
+          <w:right w:val="nil"/>
+          <w:insideH w:val="nil"/>
+          <w:insideV w:val="nil"/>
+        </w:tblBorders>
+        <w:tblLayout w:type="fixed"/>
+        <w:tblCellMar>
+          <w:top w:w="0" w:type="dxa"/>
+          <w:left w:w="0" w:type="dxa"/>
+          <w:bottom w:w="0" w:type="dxa"/>
+          <w:right w:w="0" w:type="dxa"/>
+        </w:tblCellMar>
+        <w:tblLook w:val="0000" w:firstRow="0" w:lastRow="0" w:firstColumn="0" w:lastColumn="0" w:noHBand="1" w:noVBand="1"/>
+      </w:tblPr>
+      <w:tblGrid>
+        <w:gridCol w:w="9072"/>
+      </w:tblGrid>
+      <w:tr>
+        <w:trPr>
+          <w:cantSplit/>
+          <w:trHeight w:val="400" w:hRule="atLeast"/>
+        </w:trPr>
+        <w:tc>
+          <w:tcPr>
+            <w:tcW w:w="9072" w:type="dxa"/>
+            <w:tcBorders>
+              <w:bottom w:val="single" w:sz="4" w:space="0" w:color="000000"/>
+            </w:tcBorders>
+            <w:vAlign w:val="top"/>
+          </w:tcPr>
+          <w:p>
+            <w:pPr>
+              <w:spacing w:before="0" w:after="0" w:line="240" w:lineRule="auto"/>
+            </w:pPr>
+          </w:p>
+        </w:tc>
+      </w:tr>
+    </w:tbl>
+    <w:p>
+      <w:pPr>
+        <w:keepNext/>
+        <w:spacing w:before="80" w:after="20" w:line="264" w:lineRule="auto"/>
+      </w:pPr>
+      <w:r>
+        <w:rPr>
+          <w:rFonts w:ascii="Avenir Next" w:hAnsi="Avenir Next" w:cs="Avenir Next" w:eastAsia="Avenir Next"/>
+          <w:b/>
+          <w:color w:val="003A70"/>
+          <w:sz w:val="18"/>
+          <w:szCs w:val="18"/>
+        </w:rPr>
+        <w:t xml:space="preserve">Challenge  </w:t>
+      </w:r>
+      <w:r>
+        <w:rPr>
+          <w:rFonts w:ascii="Avenir Next" w:hAnsi="Avenir Next" w:cs="Avenir Next" w:eastAsia="Avenir Next"/>
+          <w:i/>
+          <w:color w:val="1A1A1A"/>
+          <w:sz w:val="19"/>
+          <w:szCs w:val="19"/>
+        </w:rPr>
+        <w:t xml:space="preserve">Sam says 9 of 12 challenges is 9%. Use the bar to show why that is too small.</w:t>
+      </w:r>
+    </w:p>
+    <w:tbl>
+      <w:tblPr>
+        <w:tblInd w:w="432" w:type="dxa"/>
+        <w:tblW w:w="9072" w:type="dxa"/>
+        <w:jc w:val="left"/>
+        <w:tblBorders>
+          <w:top w:val="nil"/>
+          <w:left w:val="nil"/>
+          <w:bottom w:val="nil"/>
+          <w:right w:val="nil"/>
+          <w:insideH w:val="nil"/>
+          <w:insideV w:val="nil"/>
+        </w:tblBorders>
+        <w:tblLayout w:type="fixed"/>
+        <w:tblCellMar>
+          <w:top w:w="0" w:type="dxa"/>
+          <w:left w:w="0" w:type="dxa"/>
+          <w:bottom w:w="0" w:type="dxa"/>
+          <w:right w:w="0" w:type="dxa"/>
+        </w:tblCellMar>
+        <w:tblLook w:val="0000" w:firstRow="0" w:lastRow="0" w:firstColumn="0" w:lastColumn="0" w:noHBand="1" w:noVBand="1"/>
+      </w:tblPr>
+      <w:tblGrid>
+        <w:gridCol w:w="9072"/>
+      </w:tblGrid>
+      <w:tr>
+        <w:trPr>
+          <w:cantSplit/>
+          <w:trHeight w:val="400" w:hRule="atLeast"/>
+        </w:trPr>
+        <w:tc>
+          <w:tcPr>
+            <w:tcW w:w="9072" w:type="dxa"/>
+            <w:tcBorders>
+              <w:bottom w:val="single" w:sz="4" w:space="0" w:color="000000"/>
+            </w:tcBorders>
+            <w:vAlign w:val="top"/>
+          </w:tcPr>
+          <w:p>
+            <w:pPr>
+              <w:spacing w:before="0" w:after="0" w:line="240" w:lineRule="auto"/>
+            </w:pPr>
+          </w:p>
+        </w:tc>
+      </w:tr>
+      <w:tr>
+        <w:trPr>
+          <w:cantSplit/>
+          <w:trHeight w:val="400" w:hRule="atLeast"/>
+        </w:trPr>
+        <w:tc>
+          <w:tcPr>
+            <w:tcW w:w="9072" w:type="dxa"/>
+            <w:tcBorders>
+              <w:bottom w:val="single" w:sz="4" w:space="0" w:color="000000"/>
+            </w:tcBorders>
+            <w:vAlign w:val="top"/>
+          </w:tcPr>
+          <w:p>
+            <w:pPr>
+              <w:spacing w:before="0" w:after="0" w:line="240" w:lineRule="auto"/>
+            </w:pPr>
+          </w:p>
+        </w:tc>
+      </w:tr>
+    </w:tbl>
+    <w:p>
+      <w:pPr>
+        <w:keepNext/>
+        <w:pBdr>
+          <w:bottom w:val="single" w:sz="8" w:space="3" w:color="003A70"/>
+        </w:pBdr>
+        <w:tabs>
+          <w:tab w:val="right" w:pos="9504"/>
+        </w:tabs>
+        <w:spacing w:before="90" w:after="50" w:line="240" w:lineRule="auto"/>
+        <w:outlineLvl w:val="1"/>
+      </w:pPr>
+      <w:r>
+        <w:rPr>
+          <w:rFonts w:ascii="Avenir Next" w:hAnsi="Avenir Next" w:cs="Avenir Next" w:eastAsia="Avenir Next"/>
+          <w:b/>
+          <w:color w:val="003A70"/>
+          <w:spacing w:val="14"/>
+          <w:sz w:val="19"/>
+          <w:szCs w:val="19"/>
+        </w:rPr>
+        <w:t xml:space="preserve">SESSION 2  ·  PERCENTS GREATER THAN 100%</w:t>
+      </w:r>
+      <w:r>
+        <w:rPr>
+          <w:rFonts w:ascii="Avenir Next" w:hAnsi="Avenir Next" w:cs="Avenir Next" w:eastAsia="Avenir Next"/>
+          <w:color w:val="1A1A1A"/>
+          <w:sz w:val="17"/>
+          <w:szCs w:val="17"/>
+        </w:rPr>
+        <w:tab/>
+      </w:r>
+      <w:r>
+        <w:rPr>
+          <w:rFonts w:ascii="Avenir Next" w:hAnsi="Avenir Next" w:cs="Avenir Next" w:eastAsia="Avenir Next"/>
+          <w:i/>
+          <w:color w:val="5A5F66"/>
+          <w:sz w:val="17"/>
+          <w:szCs w:val="17"/>
+        </w:rPr>
+        <w:t xml:space="preserve">draw it · solve it · explain it</w:t>
+      </w:r>
+    </w:p>
+    <w:p>
+      <w:pPr>
+        <w:keepNext/>
+        <w:spacing w:before="0" w:after="50" w:line="268" w:lineRule="auto"/>
+      </w:pPr>
+      <w:r>
+        <w:rPr>
+          <w:rFonts w:ascii="Avenir Next" w:hAnsi="Avenir Next" w:cs="Avenir Next" w:eastAsia="Avenir Next"/>
+          <w:color w:val="1A1A1A"/>
+          <w:sz w:val="20"/>
+          <w:szCs w:val="20"/>
+        </w:rPr>
+        <w:t xml:space="preserve">A gray kitten weighs 8 ounces. Its brother weighs 14 ounces. Use the bar to show the brother’s weight as a percent of the gray kitten’s weight.</w:t>
+      </w:r>
+    </w:p>
+    <w:p>
+      <w:pPr>
+        <w:keepNext/>
+        <w:spacing w:before="0" w:after="40" w:line="264" w:lineRule="auto"/>
+        <w:jc w:val="center"/>
+      </w:pPr>
+      <w:r>
+        <w:drawing>
+          <wp:inline distT="0" distB="0" distL="0" distR="0">
+            <wp:extent cx="4114800" cy="987552"/>
+            <wp:docPr id="5" name="Figure 5"/>
+            <a:graphic xmlns:a="http://schemas.openxmlformats.org/drawingml/2006/main">
+              <a:graphicData uri="http://schemas.openxmlformats.org/drawingml/2006/picture">
+                <pic:pic xmlns:pic="http://schemas.openxmlformats.org/drawingml/2006/picture">
+                  <pic:nvPicPr>
+                    <pic:cNvPr id="5" name="image5.png"/>
+                    <pic:cNvPicPr/>
+                  </pic:nvPicPr>
+                  <pic:blipFill>
+                    <a:blip r:embed="rIdImg5"/>
+                    <a:stretch>
+                      <a:fillRect/>
+                    </a:stretch>
+                  </pic:blipFill>
+                  <pic:spPr>
+                    <a:xfrm>
+                      <a:off x="0" y="0"/>
+                      <a:ext cx="4114800" cy="987552"/>
+                    </a:xfrm>
+                    <a:prstGeom prst="rect">
+                      <a:avLst/>
+                    </a:prstGeom>
+                  </pic:spPr>
+                </pic:pic>
+              </a:graphicData>
+            </a:graphic>
+          </wp:inline>
+        </w:drawing>
+      </w:r>
+    </w:p>
+    <w:p>
+      <w:pPr>
+        <w:keepNext/>
+        <w:spacing w:before="40" w:after="20" w:line="264" w:lineRule="auto"/>
+        <w:ind w:left="432"/>
+      </w:pPr>
+      <w:r>
+        <w:rPr>
+          <w:rFonts w:ascii="Avenir Next" w:hAnsi="Avenir Next" w:cs="Avenir Next" w:eastAsia="Avenir Next"/>
+          <w:color w:val="1A1A1A"/>
+          <w:sz w:val="20"/>
+          <w:szCs w:val="20"/>
+        </w:rPr>
+        <w:t xml:space="preserve">a. Fill in the percents. Shade the bar up to 14 ounces.</w:t>
+      </w:r>
+    </w:p>
+    <w:tbl>
+      <w:tblPr>
+        <w:tblInd w:w="432" w:type="dxa"/>
+        <w:tblW w:w="9072" w:type="dxa"/>
+        <w:jc w:val="left"/>
+        <w:tblBorders>
+          <w:top w:val="nil"/>
+          <w:left w:val="nil"/>
+          <w:bottom w:val="nil"/>
+          <w:right w:val="nil"/>
+          <w:insideH w:val="nil"/>
+          <w:insideV w:val="nil"/>
+        </w:tblBorders>
+        <w:tblLayout w:type="fixed"/>
+        <w:tblCellMar>
+          <w:top w:w="0" w:type="dxa"/>
+          <w:left w:w="0" w:type="dxa"/>
+          <w:bottom w:w="0" w:type="dxa"/>
+          <w:right w:w="0" w:type="dxa"/>
+        </w:tblCellMar>
+        <w:tblLook w:val="0000" w:firstRow="0" w:lastRow="0" w:firstColumn="0" w:lastColumn="0" w:noHBand="1" w:noVBand="1"/>
+      </w:tblPr>
+      <w:tblGrid>
+        <w:gridCol w:w="9072"/>
+      </w:tblGrid>
+      <w:tr>
+        <w:trPr>
+          <w:cantSplit/>
+          <w:trHeight w:val="400" w:hRule="atLeast"/>
+        </w:trPr>
+        <w:tc>
+          <w:tcPr>
+            <w:tcW w:w="9072" w:type="dxa"/>
+            <w:tcBorders>
+              <w:bottom w:val="single" w:sz="4" w:space="0" w:color="000000"/>
+            </w:tcBorders>
+            <w:vAlign w:val="top"/>
+          </w:tcPr>
+          <w:p>
+            <w:pPr>
+              <w:spacing w:before="0" w:after="0" w:line="240" w:lineRule="auto"/>
+            </w:pPr>
+          </w:p>
+        </w:tc>
+      </w:tr>
+    </w:tbl>
+    <w:p>
+      <w:pPr>
+        <w:keepNext/>
+        <w:spacing w:before="40" w:after="20" w:line="264" w:lineRule="auto"/>
+        <w:ind w:left="432"/>
+      </w:pPr>
+      <w:r>
+        <w:rPr>
+          <w:rFonts w:ascii="Avenir Next" w:hAnsi="Avenir Next" w:cs="Avenir Next" w:eastAsia="Avenir Next"/>
+          <w:color w:val="1A1A1A"/>
+          <w:sz w:val="20"/>
+          <w:szCs w:val="20"/>
+        </w:rPr>
+        <w:t xml:space="preserve">b. The brother weighs what percent of the gray kitten’s weight?</w:t>
+      </w:r>
+    </w:p>
+    <w:tbl>
+      <w:tblPr>
+        <w:tblInd w:w="432" w:type="dxa"/>
+        <w:tblW w:w="9072" w:type="dxa"/>
+        <w:jc w:val="left"/>
+        <w:tblBorders>
+          <w:top w:val="nil"/>
+          <w:left w:val="nil"/>
+          <w:bottom w:val="nil"/>
+          <w:right w:val="nil"/>
+          <w:insideH w:val="nil"/>
+          <w:insideV w:val="nil"/>
+        </w:tblBorders>
+        <w:tblLayout w:type="fixed"/>
+        <w:tblCellMar>
+          <w:top w:w="0" w:type="dxa"/>
+          <w:left w:w="0" w:type="dxa"/>
+          <w:bottom w:w="0" w:type="dxa"/>
+          <w:right w:w="0" w:type="dxa"/>
+        </w:tblCellMar>
+        <w:tblLook w:val="0000" w:firstRow="0" w:lastRow="0" w:firstColumn="0" w:lastColumn="0" w:noHBand="1" w:noVBand="1"/>
+      </w:tblPr>
+      <w:tblGrid>
+        <w:gridCol w:w="9072"/>
+      </w:tblGrid>
+      <w:tr>
+        <w:trPr>
+          <w:cantSplit/>
+          <w:trHeight w:val="400" w:hRule="atLeast"/>
+        </w:trPr>
+        <w:tc>
+          <w:tcPr>
+            <w:tcW w:w="9072" w:type="dxa"/>
+            <w:tcBorders>
+              <w:bottom w:val="single" w:sz="4" w:space="0" w:color="000000"/>
+            </w:tcBorders>
+            <w:vAlign w:val="top"/>
+          </w:tcPr>
+          <w:p>
+            <w:pPr>
+              <w:spacing w:before="0" w:after="0" w:line="240" w:lineRule="auto"/>
+            </w:pPr>
+          </w:p>
+        </w:tc>
+      </w:tr>
+    </w:tbl>
+    <w:p>
+      <w:pPr>
+        <w:keepNext/>
+        <w:spacing w:before="40" w:after="20" w:line="264" w:lineRule="auto"/>
+        <w:ind w:left="432"/>
+      </w:pPr>
+      <w:r>
+        <w:rPr>
+          <w:rFonts w:ascii="Avenir Next" w:hAnsi="Avenir Next" w:cs="Avenir Next" w:eastAsia="Avenir Next"/>
+          <w:color w:val="1A1A1A"/>
+          <w:sz w:val="20"/>
+          <w:szCs w:val="20"/>
+        </w:rPr>
+        <w:t xml:space="preserve">c. Explain how you know.</w:t>
+      </w:r>
+    </w:p>
+    <w:tbl>
+      <w:tblPr>
+        <w:tblInd w:w="432" w:type="dxa"/>
+        <w:tblW w:w="9072" w:type="dxa"/>
+        <w:jc w:val="left"/>
+        <w:tblBorders>
+          <w:top w:val="nil"/>
+          <w:left w:val="nil"/>
+          <w:bottom w:val="nil"/>
+          <w:right w:val="nil"/>
+          <w:insideH w:val="nil"/>
+          <w:insideV w:val="nil"/>
+        </w:tblBorders>
+        <w:tblLayout w:type="fixed"/>
+        <w:tblCellMar>
+          <w:top w:w="0" w:type="dxa"/>
+          <w:left w:w="0" w:type="dxa"/>
+          <w:bottom w:w="0" w:type="dxa"/>
+          <w:right w:w="0" w:type="dxa"/>
+        </w:tblCellMar>
+        <w:tblLook w:val="0000" w:firstRow="0" w:lastRow="0" w:firstColumn="0" w:lastColumn="0" w:noHBand="1" w:noVBand="1"/>
+      </w:tblPr>
+      <w:tblGrid>
+        <w:gridCol w:w="9072"/>
+      </w:tblGrid>
+      <w:tr>
+        <w:trPr>
+          <w:cantSplit/>
+          <w:trHeight w:val="400" w:hRule="atLeast"/>
+        </w:trPr>
+        <w:tc>
+          <w:tcPr>
+            <w:tcW w:w="9072" w:type="dxa"/>
+            <w:tcBorders>
+              <w:bottom w:val="single" w:sz="4" w:space="0" w:color="000000"/>
+            </w:tcBorders>
+            <w:vAlign w:val="top"/>
+          </w:tcPr>
+          <w:p>
+            <w:pPr>
+              <w:spacing w:before="0" w:after="0" w:line="240" w:lineRule="auto"/>
+            </w:pPr>
+          </w:p>
+        </w:tc>
+      </w:tr>
+    </w:tbl>
+    <w:p>
+      <w:pPr>
+        <w:keepNext/>
+        <w:spacing w:before="80" w:after="20" w:line="264" w:lineRule="auto"/>
+      </w:pPr>
+      <w:r>
+        <w:rPr>
+          <w:rFonts w:ascii="Avenir Next" w:hAnsi="Avenir Next" w:cs="Avenir Next" w:eastAsia="Avenir Next"/>
+          <w:b/>
+          <w:color w:val="003A70"/>
+          <w:sz w:val="18"/>
+          <w:szCs w:val="18"/>
+        </w:rPr>
+        <w:t xml:space="preserve">Challenge  </w:t>
+      </w:r>
+      <w:r>
+        <w:rPr>
+          <w:rFonts w:ascii="Avenir Next" w:hAnsi="Avenir Next" w:cs="Avenir Next" w:eastAsia="Avenir Next"/>
+          <w:i/>
+          <w:color w:val="1A1A1A"/>
+          <w:sz w:val="19"/>
+          <w:szCs w:val="19"/>
+        </w:rPr>
+        <w:t xml:space="preserve">Ali says the brother weighs 14% of the gray kitten’s weight. Use the bar to show why that is too small.</w:t>
+      </w:r>
+    </w:p>
+    <w:tbl>
+      <w:tblPr>
+        <w:tblInd w:w="432" w:type="dxa"/>
+        <w:tblW w:w="9072" w:type="dxa"/>
+        <w:jc w:val="left"/>
+        <w:tblBorders>
+          <w:top w:val="nil"/>
+          <w:left w:val="nil"/>
+          <w:bottom w:val="nil"/>
+          <w:right w:val="nil"/>
+          <w:insideH w:val="nil"/>
+          <w:insideV w:val="nil"/>
+        </w:tblBorders>
+        <w:tblLayout w:type="fixed"/>
+        <w:tblCellMar>
+          <w:top w:w="0" w:type="dxa"/>
+          <w:left w:w="0" w:type="dxa"/>
+          <w:bottom w:w="0" w:type="dxa"/>
+          <w:right w:w="0" w:type="dxa"/>
+        </w:tblCellMar>
+        <w:tblLook w:val="0000" w:firstRow="0" w:lastRow="0" w:firstColumn="0" w:lastColumn="0" w:noHBand="1" w:noVBand="1"/>
+      </w:tblPr>
+      <w:tblGrid>
+        <w:gridCol w:w="9072"/>
+      </w:tblGrid>
+      <w:tr>
+        <w:trPr>
+          <w:cantSplit/>
+          <w:trHeight w:val="400" w:hRule="atLeast"/>
+        </w:trPr>
+        <w:tc>
+          <w:tcPr>
+            <w:tcW w:w="9072" w:type="dxa"/>
+            <w:tcBorders>
+              <w:bottom w:val="single" w:sz="4" w:space="0" w:color="000000"/>
+            </w:tcBorders>
+            <w:vAlign w:val="top"/>
+          </w:tcPr>
+          <w:p>
+            <w:pPr>
+              <w:spacing w:before="0" w:after="0" w:line="240" w:lineRule="auto"/>
+            </w:pPr>
+          </w:p>
+        </w:tc>
+      </w:tr>
+      <w:tr>
+        <w:trPr>
+          <w:cantSplit/>
+          <w:trHeight w:val="400" w:hRule="atLeast"/>
+        </w:trPr>
+        <w:tc>
+          <w:tcPr>
+            <w:tcW w:w="9072" w:type="dxa"/>
+            <w:tcBorders>
+              <w:bottom w:val="single" w:sz="4" w:space="0" w:color="000000"/>
+            </w:tcBorders>
+            <w:vAlign w:val="top"/>
+          </w:tcPr>
+          <w:p>
+            <w:pPr>
+              <w:spacing w:before="0" w:after="0" w:line="240" w:lineRule="auto"/>
+            </w:pPr>
+          </w:p>
+        </w:tc>
+      </w:tr>
+    </w:tbl>
+    <w:p>
+      <w:pPr>
+        <w:spacing w:before="80" w:after="0" w:line="264" w:lineRule="auto"/>
+      </w:pPr>
+      <w:r>
+        <w:rPr>
+          <w:rFonts w:ascii="Avenir Next" w:hAnsi="Avenir Next" w:cs="Avenir Next" w:eastAsia="Avenir Next"/>
+          <w:b/>
+          <w:color w:val="003A70"/>
+          <w:sz w:val="17"/>
+          <w:szCs w:val="17"/>
+        </w:rPr>
+        <w:t xml:space="preserve">Check:  </w:t>
+      </w:r>
+      <w:r>
+        <w:rPr>
+          <w:rFonts w:ascii="Avenir Next" w:hAnsi="Avenir Next" w:cs="Avenir Next" w:eastAsia="Avenir Next"/>
+          <w:color w:val="5A5F66"/>
+          <w:sz w:val="17"/>
+          <w:szCs w:val="17"/>
+        </w:rPr>
+        <w:t xml:space="preserve">Does my model match my numbers? Did I label units? Does my answer make sense?</w:t>
+      </w:r>
+    </w:p>
     <w:p>
       <w:pPr>
         <w:spacing w:before="0" w:after="0" w:line="20" w:lineRule="exact"/>
